--- a/state-vignettes/georgia_highway_report.docx
+++ b/state-vignettes/georgia_highway_report.docx
@@ -10,12 +10,12 @@
         <w:rPr>
           <w:color w:val="FF5500"/>
         </w:rPr>
-        <w:t>Georgia Ranks 2nd in the Nation in Highway Performance and Cost-Effectiveness</w:t>
+        <w:t>Georgia Ranks 4th in the Nation in Highway Performance and Cost-Effectiveness</w:t>
       </w:r>
     </w:p>
     <w:p>
       <w:r>
-        <w:t>Georgia’s highway system ranks 2nd in the nation in overall cost-effectiveness and condition.</w:t>
+        <w:t>Georgia’s highway system ranks 4th in the nation in overall cost-effectiveness and condition.</w:t>
       </w:r>
     </w:p>
     <w:p>
@@ -25,42 +25,42 @@
     </w:p>
     <w:p>
       <w:r>
-        <w:t>In safety and condition categories, Georgia’s highways rank 14th in urban Interstate pavement condition, 16th in rural Interstate pavement condition, 2nd in urban arterial pavement condition, 3rd in rural arterial pavement condition, 5th in structurally deficient bridges, 37th in urban fatality rate, and 23rd in rural fatality rate.</w:t>
+        <w:t>In safety and condition categories, Georgia’s highways rank 8th in urban Interstate pavement condition, 15th in rural Interstate pavement condition, 2nd in urban arterial pavement condition, 3rd in rural arterial pavement condition, 5th in structurally deficient bridges, 32nd in urban fatality rate, and 13th in rural fatality rate.</w:t>
       </w:r>
     </w:p>
     <w:p>
       <w:r>
-        <w:t>Georgia ranks 45th out of the 50 states in traffic congestion, and its drivers spend 46.19 hours a year stuck in traffic congestion.</w:t>
+        <w:t>Georgia ranks 45th out of the 50 states in traffic congestion, and its drivers spend 49.3 hours a year stuck in traffic congestion.</w:t>
       </w:r>
     </w:p>
     <w:p>
       <w:r>
-        <w:t>In spending and cost-effectiveness, Georgia ranks 11th in capital and bridge disbursements, which are the costs of building new roads and bridges and widening existing ones. Georgia ranks 13th in maintenance spending, such as the costs of repaving roads and filling in potholes. Georgia’s administrative disbursements, including office spending that doesn’t make its way to roads, rank 24th nationwide.</w:t>
+        <w:t>In spending and cost-effectiveness, Georgia ranks 20th in capital and bridge disbursements, which are the costs of building new roads and bridges and widening existing ones. Georgia ranks 28th in maintenance spending, such as the costs of repaving roads and filling in potholes. Georgia’s administrative disbursements, including office spending that doesn’t make its way to roads, rank 22nd nationwide.</w:t>
       </w:r>
     </w:p>
     <w:p>
       <w:r>
-        <w:t>Compared to last year, Georgia has the following notable changes in rankings: Other Fatality Rate improved by 5 points, from 29 to 24; Administrative Disbursements improved by 8 points, from 32 to 24; Other Disbursements improved by 15 points, from 22 to 7.</w:t>
+        <w:t>Compared to last year, Georgia has the following notable changes in rankings: Capital &amp; Bridge Disbursements worsened by 9 points, from 11 to 20; Maintenance Disbursements worsened by 15 points, from 13 to 28; Urban Interstate Pavement Condition improved by 6 points, from 14 to 8; Rural Fatality Rate improved by 10 points, from 23 to 13; Urban Fatality Rate improved by 5 points, from 37 to 32.</w:t>
       </w:r>
     </w:p>
     <w:p>
       <w:r>
-        <w:t>Compared to neighboring and nearby states, Georgia’s overall highway performance is better than Tennessee (12th), Mississippi (24th), South Carolina (3rd), and Alabama (8th).</w:t>
+        <w:t>Compared to neighboring and nearby states, Georgia’s overall highway performance is better than Tennessee (16th), Mississippi (22nd), and South Carolina (7th); worse than Alabama (2nd).</w:t>
       </w:r>
     </w:p>
     <w:p>
       <w:r>
-        <w:t>Comparing its overall performance to similarly populated states, Georgia ranks better than Ohio (5th) and North Carolina (4th).</w:t>
+        <w:t>Comparing its overall performance to similarly populated states, Georgia ranks better than Ohio (5th) and North Carolina (6th).</w:t>
       </w:r>
     </w:p>
     <w:p>
       <w:r>
-        <w:t>Georgia’s highway system ranks 2nd out of 50 states overall this year, compared to 6th last year.</w:t>
+        <w:t>Georgia’s highway system ranks 4th out of 50 states overall this year, compared to 2nd last year.</w:t>
       </w:r>
     </w:p>
     <w:p>
       <w:r>
-        <w:t>“In terms of improving in the road condition and performance categories, Georgia should focus on reducing Urbanized Area Congestion and Urban Fatality Rate. Georgia’s rank of 45th in Urbanized Area Congestion makes it one of the worst in the nation for this safety metric,” said Baruch Feigenbaum, lead author of the 29th Annual Highway Report and senior managing director of transportation policy at Reason Foundation.</w:t>
+        <w:t>“In terms of improving in the road condition and performance categories, Georgia should focus on reducing Urbanized Area Congestion and Urban Fatality Rate. Georgia’s rank of 45th in Urbanized Area Congestion makes it one of the worst in the nation for this safety metric,” said Baruch Feigenbaum, lead author of the 30th Annual Highway Report and senior managing director of transportation policy at Reason Foundation.</w:t>
       </w:r>
     </w:p>
     <w:p>
@@ -70,7 +70,7 @@
           <w:color w:val="FF5500"/>
           <w:sz w:val="28"/>
         </w:rPr>
-        <w:t>GEORGIA’S RANKINGS IN THE 29TH ANNUAL HIGHWAY REPORT</w:t>
+        <w:t>GEORGIA’S RANKINGS IN THE 30TH ANNUAL HIGHWAY REPORT</w:t>
       </w:r>
     </w:p>
     <w:tbl>
@@ -148,7 +148,7 @@
               <w:rPr>
                 <w:sz w:val="20"/>
               </w:rPr>
-              <w:t>2</w:t>
+              <w:t>4</w:t>
             </w:r>
           </w:p>
         </w:tc>
@@ -179,7 +179,7 @@
               <w:rPr>
                 <w:sz w:val="20"/>
               </w:rPr>
-              <w:t>11</w:t>
+              <w:t>20</w:t>
             </w:r>
           </w:p>
         </w:tc>
@@ -212,7 +212,7 @@
               <w:rPr>
                 <w:sz w:val="20"/>
               </w:rPr>
-              <w:t>13</w:t>
+              <w:t>28</w:t>
             </w:r>
           </w:p>
         </w:tc>
@@ -243,7 +243,7 @@
               <w:rPr>
                 <w:sz w:val="20"/>
               </w:rPr>
-              <w:t>24</w:t>
+              <w:t>22</w:t>
             </w:r>
           </w:p>
         </w:tc>
@@ -276,7 +276,7 @@
               <w:rPr>
                 <w:sz w:val="20"/>
               </w:rPr>
-              <w:t>7</w:t>
+              <w:t>8</w:t>
             </w:r>
           </w:p>
         </w:tc>
@@ -307,7 +307,7 @@
               <w:rPr>
                 <w:sz w:val="20"/>
               </w:rPr>
-              <w:t>16</w:t>
+              <w:t>15</w:t>
             </w:r>
           </w:p>
         </w:tc>
@@ -371,7 +371,7 @@
               <w:rPr>
                 <w:sz w:val="20"/>
               </w:rPr>
-              <w:t>14</w:t>
+              <w:t>8</w:t>
             </w:r>
           </w:p>
         </w:tc>
@@ -499,7 +499,7 @@
               <w:rPr>
                 <w:sz w:val="20"/>
               </w:rPr>
-              <w:t>23</w:t>
+              <w:t>13</w:t>
             </w:r>
           </w:p>
         </w:tc>
@@ -532,7 +532,7 @@
               <w:rPr>
                 <w:sz w:val="20"/>
               </w:rPr>
-              <w:t>37</w:t>
+              <w:t>32</w:t>
             </w:r>
           </w:p>
         </w:tc>
@@ -572,12 +572,12 @@
     <w:p>
       <w:r>
         <w:br/>
-        <w:t>Reason Foundation’s 29th Annual Highway Report measures the condition and cost- effectiveness of state-controlled highways in 13 categories, including pavement and bridge conditions, traffic fatalities, and spending. In the performance categories, ranking first implies the state has the best or lowest fatality rate and its road pavement is in the best condition. A ranking of 50th in performance categories means the state has the worst fatality rates or pavement conditions. In simplified terms, in the cost-effectiveness categories, a rank of 50 means the state spends more money, and a first-place ranking means the state spends less money than other states in that category.</w:t>
+        <w:t>Reason Foundation’s 30th Annual Highway Report measures the condition and cost-effectiveness of state-controlled highways in 13 categories, including pavement and bridge conditions, traffic fatalities, and spending. In the performance categories, ranking first implies the state has the best or lowest fatality rate and its road pavement is in the best condition. A ranking of 50th in performance categories means the state has the worst fatality rates or pavement conditions. In simplified terms, in the cost-effectiveness categories, a rank of 50 means the state spends more money, and a first-place ranking means the state spends less money than other states in that category.</w:t>
       </w:r>
     </w:p>
     <w:p>
       <w:r>
-        <w:t>The report’s data are primarily information each state directly reported to the Federal Highway Administration for 2023. Better Roads and Bridges provides the deficient bridge data, and INRIX.com provides the traffic congestion data.</w:t>
+        <w:t>The report’s data are primarily information each state directly reported to the Federal Highway Administration for 2024. Better Roads and Bridges provides the deficient bridge data, and INRIX.com provides the traffic congestion data.</w:t>
       </w:r>
     </w:p>
     <w:sectPr>
